--- a/third party payment bk004-24-25/AA Stone.docx
+++ b/third party payment bk004-24-25/AA Stone.docx
@@ -482,7 +482,7 @@
               </wp:anchor>
             </w:drawing>
           </mc:Choice>
-          <mc:Fallback xmlns:cx="http://schemas.microsoft.com/office/drawing/2014/chartex" xmlns:cx1="http://schemas.microsoft.com/office/drawing/2015/9/8/chartex" xmlns:cx2="http://schemas.microsoft.com/office/drawing/2015/10/21/chartex" xmlns:cx3="http://schemas.microsoft.com/office/drawing/2016/5/9/chartex" xmlns:cx4="http://schemas.microsoft.com/office/drawing/2016/5/10/chartex" xmlns:cx5="http://schemas.microsoft.com/office/drawing/2016/5/11/chartex" xmlns:cx6="http://schemas.microsoft.com/office/drawing/2016/5/12/chartex" xmlns:cx7="http://schemas.microsoft.com/office/drawing/2016/5/13/chartex" xmlns:cx8="http://schemas.microsoft.com/office/drawing/2016/5/14/chartex" xmlns:aink="http://schemas.microsoft.com/office/drawing/2016/ink" xmlns:am3d="http://schemas.microsoft.com/office/drawing/2017/model3d" xmlns:w16cid="http://schemas.microsoft.com/office/word/2016/wordml/cid" xmlns:w16se="http://schemas.microsoft.com/office/word/2015/wordml/symex">
+          <mc:Fallback xmlns:w16se="http://schemas.microsoft.com/office/word/2015/wordml/symex" xmlns:w16cid="http://schemas.microsoft.com/office/word/2016/wordml/cid" xmlns:am3d="http://schemas.microsoft.com/office/drawing/2017/model3d" xmlns:aink="http://schemas.microsoft.com/office/drawing/2016/ink" xmlns:cx8="http://schemas.microsoft.com/office/drawing/2016/5/14/chartex" xmlns:cx7="http://schemas.microsoft.com/office/drawing/2016/5/13/chartex" xmlns:cx6="http://schemas.microsoft.com/office/drawing/2016/5/12/chartex" xmlns:cx5="http://schemas.microsoft.com/office/drawing/2016/5/11/chartex" xmlns:cx4="http://schemas.microsoft.com/office/drawing/2016/5/10/chartex" xmlns:cx3="http://schemas.microsoft.com/office/drawing/2016/5/9/chartex" xmlns:cx2="http://schemas.microsoft.com/office/drawing/2015/10/21/chartex" xmlns:cx1="http://schemas.microsoft.com/office/drawing/2015/9/8/chartex" xmlns:cx="http://schemas.microsoft.com/office/drawing/2014/chartex">
             <w:pict>
               <v:group w14:anchorId="5F9BAF77" id="Group 6" o:spid="_x0000_s1026" style="position:absolute;margin-left:-1pt;margin-top:-1pt;width:597.2pt;height:112.4pt;z-index:-15755776;mso-position-horizontal-relative:page;mso-position-vertical-relative:page" coordorigin="-20,-20" coordsize="11944,2248" o:gfxdata="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">
                 <v:rect id="Rectangle 16" o:spid="_x0000_s1027" style="position:absolute;width:11904;height:2208;visibility:visible;mso-wrap-style:square;v-text-anchor:top" o:gfxdata="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" fillcolor="#dbedf4" stroked="f"/>
@@ -693,7 +693,7 @@
               </wp:anchor>
             </w:drawing>
           </mc:Choice>
-          <mc:Fallback xmlns:cx="http://schemas.microsoft.com/office/drawing/2014/chartex" xmlns:cx1="http://schemas.microsoft.com/office/drawing/2015/9/8/chartex" xmlns:cx2="http://schemas.microsoft.com/office/drawing/2015/10/21/chartex" xmlns:cx3="http://schemas.microsoft.com/office/drawing/2016/5/9/chartex" xmlns:cx4="http://schemas.microsoft.com/office/drawing/2016/5/10/chartex" xmlns:cx5="http://schemas.microsoft.com/office/drawing/2016/5/11/chartex" xmlns:cx6="http://schemas.microsoft.com/office/drawing/2016/5/12/chartex" xmlns:cx7="http://schemas.microsoft.com/office/drawing/2016/5/13/chartex" xmlns:cx8="http://schemas.microsoft.com/office/drawing/2016/5/14/chartex" xmlns:aink="http://schemas.microsoft.com/office/drawing/2016/ink" xmlns:am3d="http://schemas.microsoft.com/office/drawing/2017/model3d" xmlns:w16cid="http://schemas.microsoft.com/office/word/2016/wordml/cid" xmlns:w16se="http://schemas.microsoft.com/office/word/2015/wordml/symex">
+          <mc:Fallback xmlns:w16se="http://schemas.microsoft.com/office/word/2015/wordml/symex" xmlns:w16cid="http://schemas.microsoft.com/office/word/2016/wordml/cid" xmlns:am3d="http://schemas.microsoft.com/office/drawing/2017/model3d" xmlns:aink="http://schemas.microsoft.com/office/drawing/2016/ink" xmlns:cx8="http://schemas.microsoft.com/office/drawing/2016/5/14/chartex" xmlns:cx7="http://schemas.microsoft.com/office/drawing/2016/5/13/chartex" xmlns:cx6="http://schemas.microsoft.com/office/drawing/2016/5/12/chartex" xmlns:cx5="http://schemas.microsoft.com/office/drawing/2016/5/11/chartex" xmlns:cx4="http://schemas.microsoft.com/office/drawing/2016/5/10/chartex" xmlns:cx3="http://schemas.microsoft.com/office/drawing/2016/5/9/chartex" xmlns:cx2="http://schemas.microsoft.com/office/drawing/2015/10/21/chartex" xmlns:cx1="http://schemas.microsoft.com/office/drawing/2015/9/8/chartex" xmlns:cx="http://schemas.microsoft.com/office/drawing/2014/chartex">
             <w:pict>
               <v:group w14:anchorId="2D802D1D" id="Group 2" o:spid="_x0000_s1026" style="position:absolute;margin-left:0;margin-top:824.4pt;width:595.35pt;height:17.5pt;z-index:15729152;mso-position-horizontal-relative:page;mso-position-vertical-relative:page" coordorigin=",16488" coordsize="11907,350" o:gfxdata="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">
                 <v:rect id="Rectangle 5" o:spid="_x0000_s1027" style="position:absolute;top:16508;width:11907;height:330;visibility:visible;mso-wrap-style:square;v-text-anchor:top" o:gfxdata="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" fillcolor="#dbedf4" stroked="f"/>
@@ -971,6 +971,7 @@
         <w:ind w:left="567" w:right="1361"/>
         <w:jc w:val="right"/>
       </w:pPr>
+      <w:proofErr w:type="gramStart"/>
       <w:r>
         <w:t>DATE</w:t>
       </w:r>
@@ -978,21 +979,20 @@
         <w:t xml:space="preserve"> </w:t>
       </w:r>
       <w:r>
-        <w:t xml:space="preserve">:- </w:t>
-      </w:r>
-      <w:r>
-        <w:t>15</w:t>
+        <w:t>:-</w:t>
+      </w:r>
+      <w:proofErr w:type="gramEnd"/>
+      <w:r>
+        <w:t xml:space="preserve"> </w:t>
+      </w:r>
+      <w:r>
+        <w:t>29</w:t>
       </w:r>
       <w:r>
         <w:t>-</w:t>
       </w:r>
       <w:r>
-        <w:t>12</w:t>
-      </w:r>
-      <w:bookmarkStart w:id="0" w:name="_GoBack"/>
-      <w:bookmarkEnd w:id="0"/>
-      <w:r>
-        <w:t>-2025</w:t>
+        <w:t>01-2026</w:t>
       </w:r>
     </w:p>
     <w:p>
@@ -1052,7 +1052,7 @@
         <w:t xml:space="preserve"> Importer name is “</w:t>
       </w:r>
       <w:r>
-        <w:t>HOANG MINH STONE TRADING COMPANY LIMITED</w:t>
+        <w:t>A-A STONE INVESTMENT TRADING COMPANY LIMITED</w:t>
       </w:r>
       <w:r>
         <w:t xml:space="preserve">”. </w:t>
@@ -1076,7 +1076,7 @@
         <w:t>“</w:t>
       </w:r>
       <w:r>
-        <w:t>AN THINH IMPORT EXPORT AND SERVICES JOINT STOCK COMPANY</w:t>
+        <w:t>PHUONG DONG TRADING AND IMPORT COMP ANY LIMITED</w:t>
       </w:r>
       <w:r>
         <w:t>”.</w:t>
@@ -1151,9 +1151,9 @@
         <w:tblLook w:val="04A0" w:firstRow="1" w:lastRow="0" w:firstColumn="1" w:lastColumn="0" w:noHBand="0" w:noVBand="1"/>
       </w:tblPr>
       <w:tblGrid>
-        <w:gridCol w:w="3119"/>
-        <w:gridCol w:w="4819"/>
-        <w:gridCol w:w="4236"/>
+        <w:gridCol w:w="3888"/>
+        <w:gridCol w:w="4354"/>
+        <w:gridCol w:w="3932"/>
       </w:tblGrid>
       <w:tr>
         <w:trPr>
@@ -1172,6 +1172,54 @@
               <w:spacing w:before="192" w:after="360"/>
               <w:ind w:right="1361"/>
             </w:pPr>
+            <w:bookmarkStart w:id="0" w:name="_GoBack"/>
+            <w:r>
+              <w:rPr>
+                <w:noProof/>
+                <w:lang w:val="en-IN" w:eastAsia="en-IN"/>
+              </w:rPr>
+              <w:drawing>
+                <wp:inline distT="0" distB="0" distL="0" distR="0" wp14:anchorId="5091B2E4" wp14:editId="5D58CE46">
+                  <wp:extent cx="1466850" cy="601343"/>
+                  <wp:effectExtent l="0" t="0" r="0" b="0"/>
+                  <wp:docPr id="22" name="Picture 22"/>
+                  <wp:cNvGraphicFramePr>
+                    <a:graphicFrameLocks xmlns:a="http://schemas.openxmlformats.org/drawingml/2006/main" noChangeAspect="1"/>
+                  </wp:cNvGraphicFramePr>
+                  <a:graphic xmlns:a="http://schemas.openxmlformats.org/drawingml/2006/main">
+                    <a:graphicData uri="http://schemas.openxmlformats.org/drawingml/2006/picture">
+                      <pic:pic xmlns:pic="http://schemas.openxmlformats.org/drawingml/2006/picture">
+                        <pic:nvPicPr>
+                          <pic:cNvPr id="22" name="sign stamp png.png"/>
+                          <pic:cNvPicPr/>
+                        </pic:nvPicPr>
+                        <pic:blipFill>
+                          <a:blip r:embed="rId20" cstate="print">
+                            <a:extLst>
+                              <a:ext uri="{28A0092B-C50C-407E-A947-70E740481C1C}">
+                                <a14:useLocalDpi xmlns:a14="http://schemas.microsoft.com/office/drawing/2010/main" val="0"/>
+                              </a:ext>
+                            </a:extLst>
+                          </a:blip>
+                          <a:stretch>
+                            <a:fillRect/>
+                          </a:stretch>
+                        </pic:blipFill>
+                        <pic:spPr>
+                          <a:xfrm>
+                            <a:off x="0" y="0"/>
+                            <a:ext cx="1482949" cy="607943"/>
+                          </a:xfrm>
+                          <a:prstGeom prst="rect">
+                            <a:avLst/>
+                          </a:prstGeom>
+                        </pic:spPr>
+                      </pic:pic>
+                    </a:graphicData>
+                  </a:graphic>
+                </wp:inline>
+              </w:drawing>
+            </w:r>
           </w:p>
         </w:tc>
         <w:tc>
@@ -1193,10 +1241,10 @@
                 <w:lang w:val="en-IN" w:eastAsia="en-IN"/>
               </w:rPr>
               <w:drawing>
-                <wp:inline distT="0" distB="0" distL="0" distR="0" wp14:anchorId="012B46A1" wp14:editId="1B6AD496">
-                  <wp:extent cx="942975" cy="769399"/>
+                <wp:inline distT="0" distB="0" distL="0" distR="0" wp14:anchorId="41FEBAEA" wp14:editId="328F83F0">
+                  <wp:extent cx="866775" cy="710442"/>
                   <wp:effectExtent l="0" t="0" r="0" b="0"/>
-                  <wp:docPr id="17" name="Picture 17"/>
+                  <wp:docPr id="18" name="Picture 18"/>
                   <wp:cNvGraphicFramePr>
                     <a:graphicFrameLocks xmlns:a="http://schemas.openxmlformats.org/drawingml/2006/main" noChangeAspect="1"/>
                   </wp:cNvGraphicFramePr>
@@ -1204,11 +1252,11 @@
                     <a:graphicData uri="http://schemas.openxmlformats.org/drawingml/2006/picture">
                       <pic:pic xmlns:pic="http://schemas.openxmlformats.org/drawingml/2006/picture">
                         <pic:nvPicPr>
-                          <pic:cNvPr id="17" name="HOANG MINH STONE TRADING COMPANY LIMITED.png"/>
+                          <pic:cNvPr id="18" name="A-A Stone investment company.png"/>
                           <pic:cNvPicPr/>
                         </pic:nvPicPr>
                         <pic:blipFill>
-                          <a:blip r:embed="rId20" cstate="print">
+                          <a:blip r:embed="rId21" cstate="print">
                             <a:extLst>
                               <a:ext uri="{28A0092B-C50C-407E-A947-70E740481C1C}">
                                 <a14:useLocalDpi xmlns:a14="http://schemas.microsoft.com/office/drawing/2010/main" val="0"/>
@@ -1222,7 +1270,7 @@
                         <pic:spPr>
                           <a:xfrm>
                             <a:off x="0" y="0"/>
-                            <a:ext cx="947802" cy="773337"/>
+                            <a:ext cx="874456" cy="716738"/>
                           </a:xfrm>
                           <a:prstGeom prst="rect">
                             <a:avLst/>
@@ -1255,10 +1303,10 @@
                 <w:lang w:val="en-IN" w:eastAsia="en-IN"/>
               </w:rPr>
               <w:drawing>
-                <wp:inline distT="0" distB="0" distL="0" distR="0" wp14:anchorId="77BA7D6F" wp14:editId="71D926C9">
-                  <wp:extent cx="833474" cy="683147"/>
-                  <wp:effectExtent l="0" t="0" r="5080" b="3175"/>
-                  <wp:docPr id="18" name="Picture 18"/>
+                <wp:inline distT="0" distB="0" distL="0" distR="0" wp14:anchorId="40074088" wp14:editId="499E019D">
+                  <wp:extent cx="906437" cy="742950"/>
+                  <wp:effectExtent l="0" t="0" r="8255" b="0"/>
+                  <wp:docPr id="19" name="Picture 19"/>
                   <wp:cNvGraphicFramePr>
                     <a:graphicFrameLocks xmlns:a="http://schemas.openxmlformats.org/drawingml/2006/main" noChangeAspect="1"/>
                   </wp:cNvGraphicFramePr>
@@ -1266,11 +1314,11 @@
                     <a:graphicData uri="http://schemas.openxmlformats.org/drawingml/2006/picture">
                       <pic:pic xmlns:pic="http://schemas.openxmlformats.org/drawingml/2006/picture">
                         <pic:nvPicPr>
-                          <pic:cNvPr id="18" name="AN THINH IMPORT EXPORT AND SERVICES JOINT STOCK COMPANY.png"/>
+                          <pic:cNvPr id="19" name="PHUONG DONG TRADING AND IMPORT COMP.png"/>
                           <pic:cNvPicPr/>
                         </pic:nvPicPr>
                         <pic:blipFill>
-                          <a:blip r:embed="rId21" cstate="print">
+                          <a:blip r:embed="rId22" cstate="print">
                             <a:extLst>
                               <a:ext uri="{28A0092B-C50C-407E-A947-70E740481C1C}">
                                 <a14:useLocalDpi xmlns:a14="http://schemas.microsoft.com/office/drawing/2010/main" val="0"/>
@@ -1284,7 +1332,7 @@
                         <pic:spPr>
                           <a:xfrm>
                             <a:off x="0" y="0"/>
-                            <a:ext cx="847867" cy="694944"/>
+                            <a:ext cx="915821" cy="750641"/>
                           </a:xfrm>
                           <a:prstGeom prst="rect">
                             <a:avLst/>
@@ -1299,6 +1347,7 @@
           </w:p>
         </w:tc>
       </w:tr>
+      <w:bookmarkEnd w:id="0"/>
       <w:tr>
         <w:trPr>
           <w:jc w:val="center"/>
@@ -1338,7 +1387,7 @@
               <w:ind w:left="173" w:right="1361"/>
             </w:pPr>
             <w:r>
-              <w:t>HOANG MINH STONE TRADING COMPANY LIMITED</w:t>
+              <w:t>A-A STONE INVESTMENT TRADING COMPANY LIMITED</w:t>
             </w:r>
           </w:p>
         </w:tc>
@@ -1356,7 +1405,7 @@
               <w:ind w:right="1361"/>
             </w:pPr>
             <w:r>
-              <w:t>AN THINH IMPORT EXPORT AND SERVICES JOINT STOCK COMPANY</w:t>
+              <w:t>PHUONG DONG TRADING AND IMPORT COMP ANY LIMITED</w:t>
             </w:r>
           </w:p>
         </w:tc>

--- a/third party payment bk004-24-25/AA Stone.docx
+++ b/third party payment bk004-24-25/AA Stone.docx
@@ -482,7 +482,7 @@
               </wp:anchor>
             </w:drawing>
           </mc:Choice>
-          <mc:Fallback xmlns:w16se="http://schemas.microsoft.com/office/word/2015/wordml/symex" xmlns:w16cid="http://schemas.microsoft.com/office/word/2016/wordml/cid" xmlns:am3d="http://schemas.microsoft.com/office/drawing/2017/model3d" xmlns:aink="http://schemas.microsoft.com/office/drawing/2016/ink" xmlns:cx8="http://schemas.microsoft.com/office/drawing/2016/5/14/chartex" xmlns:cx7="http://schemas.microsoft.com/office/drawing/2016/5/13/chartex" xmlns:cx6="http://schemas.microsoft.com/office/drawing/2016/5/12/chartex" xmlns:cx5="http://schemas.microsoft.com/office/drawing/2016/5/11/chartex" xmlns:cx4="http://schemas.microsoft.com/office/drawing/2016/5/10/chartex" xmlns:cx3="http://schemas.microsoft.com/office/drawing/2016/5/9/chartex" xmlns:cx2="http://schemas.microsoft.com/office/drawing/2015/10/21/chartex" xmlns:cx1="http://schemas.microsoft.com/office/drawing/2015/9/8/chartex" xmlns:cx="http://schemas.microsoft.com/office/drawing/2014/chartex">
+          <mc:Fallback xmlns:cx="http://schemas.microsoft.com/office/drawing/2014/chartex" xmlns:cx1="http://schemas.microsoft.com/office/drawing/2015/9/8/chartex" xmlns:cx2="http://schemas.microsoft.com/office/drawing/2015/10/21/chartex" xmlns:cx3="http://schemas.microsoft.com/office/drawing/2016/5/9/chartex" xmlns:cx4="http://schemas.microsoft.com/office/drawing/2016/5/10/chartex" xmlns:cx5="http://schemas.microsoft.com/office/drawing/2016/5/11/chartex" xmlns:cx6="http://schemas.microsoft.com/office/drawing/2016/5/12/chartex" xmlns:cx7="http://schemas.microsoft.com/office/drawing/2016/5/13/chartex" xmlns:cx8="http://schemas.microsoft.com/office/drawing/2016/5/14/chartex" xmlns:aink="http://schemas.microsoft.com/office/drawing/2016/ink" xmlns:am3d="http://schemas.microsoft.com/office/drawing/2017/model3d" xmlns:w16cid="http://schemas.microsoft.com/office/word/2016/wordml/cid" xmlns:w16se="http://schemas.microsoft.com/office/word/2015/wordml/symex">
             <w:pict>
               <v:group w14:anchorId="5F9BAF77" id="Group 6" o:spid="_x0000_s1026" style="position:absolute;margin-left:-1pt;margin-top:-1pt;width:597.2pt;height:112.4pt;z-index:-15755776;mso-position-horizontal-relative:page;mso-position-vertical-relative:page" coordorigin="-20,-20" coordsize="11944,2248" o:gfxdata="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">
                 <v:rect id="Rectangle 16" o:spid="_x0000_s1027" style="position:absolute;width:11904;height:2208;visibility:visible;mso-wrap-style:square;v-text-anchor:top" o:gfxdata="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" fillcolor="#dbedf4" stroked="f"/>
@@ -693,7 +693,7 @@
               </wp:anchor>
             </w:drawing>
           </mc:Choice>
-          <mc:Fallback xmlns:w16se="http://schemas.microsoft.com/office/word/2015/wordml/symex" xmlns:w16cid="http://schemas.microsoft.com/office/word/2016/wordml/cid" xmlns:am3d="http://schemas.microsoft.com/office/drawing/2017/model3d" xmlns:aink="http://schemas.microsoft.com/office/drawing/2016/ink" xmlns:cx8="http://schemas.microsoft.com/office/drawing/2016/5/14/chartex" xmlns:cx7="http://schemas.microsoft.com/office/drawing/2016/5/13/chartex" xmlns:cx6="http://schemas.microsoft.com/office/drawing/2016/5/12/chartex" xmlns:cx5="http://schemas.microsoft.com/office/drawing/2016/5/11/chartex" xmlns:cx4="http://schemas.microsoft.com/office/drawing/2016/5/10/chartex" xmlns:cx3="http://schemas.microsoft.com/office/drawing/2016/5/9/chartex" xmlns:cx2="http://schemas.microsoft.com/office/drawing/2015/10/21/chartex" xmlns:cx1="http://schemas.microsoft.com/office/drawing/2015/9/8/chartex" xmlns:cx="http://schemas.microsoft.com/office/drawing/2014/chartex">
+          <mc:Fallback xmlns:cx="http://schemas.microsoft.com/office/drawing/2014/chartex" xmlns:cx1="http://schemas.microsoft.com/office/drawing/2015/9/8/chartex" xmlns:cx2="http://schemas.microsoft.com/office/drawing/2015/10/21/chartex" xmlns:cx3="http://schemas.microsoft.com/office/drawing/2016/5/9/chartex" xmlns:cx4="http://schemas.microsoft.com/office/drawing/2016/5/10/chartex" xmlns:cx5="http://schemas.microsoft.com/office/drawing/2016/5/11/chartex" xmlns:cx6="http://schemas.microsoft.com/office/drawing/2016/5/12/chartex" xmlns:cx7="http://schemas.microsoft.com/office/drawing/2016/5/13/chartex" xmlns:cx8="http://schemas.microsoft.com/office/drawing/2016/5/14/chartex" xmlns:aink="http://schemas.microsoft.com/office/drawing/2016/ink" xmlns:am3d="http://schemas.microsoft.com/office/drawing/2017/model3d" xmlns:w16cid="http://schemas.microsoft.com/office/word/2016/wordml/cid" xmlns:w16se="http://schemas.microsoft.com/office/word/2015/wordml/symex">
             <w:pict>
               <v:group w14:anchorId="2D802D1D" id="Group 2" o:spid="_x0000_s1026" style="position:absolute;margin-left:0;margin-top:824.4pt;width:595.35pt;height:17.5pt;z-index:15729152;mso-position-horizontal-relative:page;mso-position-vertical-relative:page" coordorigin=",16488" coordsize="11907,350" o:gfxdata="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">
                 <v:rect id="Rectangle 5" o:spid="_x0000_s1027" style="position:absolute;top:16508;width:11907;height:330;visibility:visible;mso-wrap-style:square;v-text-anchor:top" o:gfxdata="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" fillcolor="#dbedf4" stroked="f"/>
@@ -986,13 +986,16 @@
         <w:t xml:space="preserve"> </w:t>
       </w:r>
       <w:r>
-        <w:t>29</w:t>
+        <w:t>11</w:t>
       </w:r>
       <w:r>
         <w:t>-</w:t>
       </w:r>
       <w:r>
-        <w:t>01-2026</w:t>
+        <w:t>03</w:t>
+      </w:r>
+      <w:r>
+        <w:t>-2026</w:t>
       </w:r>
     </w:p>
     <w:p>
@@ -1076,7 +1079,15 @@
         <w:t>“</w:t>
       </w:r>
       <w:r>
-        <w:t>PHUONG DONG TRADING AND IMPORT COMP ANY LIMITED</w:t>
+        <w:t>PHUO</w:t>
+      </w:r>
+      <w:r>
+        <w:t>NG DONG TRADING AND IMPORT COMP</w:t>
+      </w:r>
+      <w:bookmarkStart w:id="0" w:name="_GoBack"/>
+      <w:bookmarkEnd w:id="0"/>
+      <w:r>
+        <w:t>ANY LIMITED</w:t>
       </w:r>
       <w:r>
         <w:t>”.</w:t>
@@ -1172,7 +1183,6 @@
               <w:spacing w:before="192" w:after="360"/>
               <w:ind w:right="1361"/>
             </w:pPr>
-            <w:bookmarkStart w:id="0" w:name="_GoBack"/>
             <w:r>
               <w:rPr>
                 <w:noProof/>
@@ -1347,7 +1357,6 @@
           </w:p>
         </w:tc>
       </w:tr>
-      <w:bookmarkEnd w:id="0"/>
       <w:tr>
         <w:trPr>
           <w:jc w:val="center"/>

--- a/third party payment bk004-24-25/AA Stone.docx
+++ b/third party payment bk004-24-25/AA Stone.docx
@@ -482,7 +482,7 @@
               </wp:anchor>
             </w:drawing>
           </mc:Choice>
-          <mc:Fallback xmlns:cx="http://schemas.microsoft.com/office/drawing/2014/chartex" xmlns:cx1="http://schemas.microsoft.com/office/drawing/2015/9/8/chartex" xmlns:cx2="http://schemas.microsoft.com/office/drawing/2015/10/21/chartex" xmlns:cx3="http://schemas.microsoft.com/office/drawing/2016/5/9/chartex" xmlns:cx4="http://schemas.microsoft.com/office/drawing/2016/5/10/chartex" xmlns:cx5="http://schemas.microsoft.com/office/drawing/2016/5/11/chartex" xmlns:cx6="http://schemas.microsoft.com/office/drawing/2016/5/12/chartex" xmlns:cx7="http://schemas.microsoft.com/office/drawing/2016/5/13/chartex" xmlns:cx8="http://schemas.microsoft.com/office/drawing/2016/5/14/chartex" xmlns:aink="http://schemas.microsoft.com/office/drawing/2016/ink" xmlns:am3d="http://schemas.microsoft.com/office/drawing/2017/model3d" xmlns:w16cid="http://schemas.microsoft.com/office/word/2016/wordml/cid" xmlns:w16se="http://schemas.microsoft.com/office/word/2015/wordml/symex">
+          <mc:Fallback xmlns:w16se="http://schemas.microsoft.com/office/word/2015/wordml/symex" xmlns:w16cid="http://schemas.microsoft.com/office/word/2016/wordml/cid" xmlns:am3d="http://schemas.microsoft.com/office/drawing/2017/model3d" xmlns:aink="http://schemas.microsoft.com/office/drawing/2016/ink" xmlns:cx8="http://schemas.microsoft.com/office/drawing/2016/5/14/chartex" xmlns:cx7="http://schemas.microsoft.com/office/drawing/2016/5/13/chartex" xmlns:cx6="http://schemas.microsoft.com/office/drawing/2016/5/12/chartex" xmlns:cx5="http://schemas.microsoft.com/office/drawing/2016/5/11/chartex" xmlns:cx4="http://schemas.microsoft.com/office/drawing/2016/5/10/chartex" xmlns:cx3="http://schemas.microsoft.com/office/drawing/2016/5/9/chartex" xmlns:cx2="http://schemas.microsoft.com/office/drawing/2015/10/21/chartex" xmlns:cx1="http://schemas.microsoft.com/office/drawing/2015/9/8/chartex" xmlns:cx="http://schemas.microsoft.com/office/drawing/2014/chartex">
             <w:pict>
               <v:group w14:anchorId="5F9BAF77" id="Group 6" o:spid="_x0000_s1026" style="position:absolute;margin-left:-1pt;margin-top:-1pt;width:597.2pt;height:112.4pt;z-index:-15755776;mso-position-horizontal-relative:page;mso-position-vertical-relative:page" coordorigin="-20,-20" coordsize="11944,2248" o:gfxdata="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">
                 <v:rect id="Rectangle 16" o:spid="_x0000_s1027" style="position:absolute;width:11904;height:2208;visibility:visible;mso-wrap-style:square;v-text-anchor:top" o:gfxdata="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" fillcolor="#dbedf4" stroked="f"/>
@@ -693,7 +693,7 @@
               </wp:anchor>
             </w:drawing>
           </mc:Choice>
-          <mc:Fallback xmlns:cx="http://schemas.microsoft.com/office/drawing/2014/chartex" xmlns:cx1="http://schemas.microsoft.com/office/drawing/2015/9/8/chartex" xmlns:cx2="http://schemas.microsoft.com/office/drawing/2015/10/21/chartex" xmlns:cx3="http://schemas.microsoft.com/office/drawing/2016/5/9/chartex" xmlns:cx4="http://schemas.microsoft.com/office/drawing/2016/5/10/chartex" xmlns:cx5="http://schemas.microsoft.com/office/drawing/2016/5/11/chartex" xmlns:cx6="http://schemas.microsoft.com/office/drawing/2016/5/12/chartex" xmlns:cx7="http://schemas.microsoft.com/office/drawing/2016/5/13/chartex" xmlns:cx8="http://schemas.microsoft.com/office/drawing/2016/5/14/chartex" xmlns:aink="http://schemas.microsoft.com/office/drawing/2016/ink" xmlns:am3d="http://schemas.microsoft.com/office/drawing/2017/model3d" xmlns:w16cid="http://schemas.microsoft.com/office/word/2016/wordml/cid" xmlns:w16se="http://schemas.microsoft.com/office/word/2015/wordml/symex">
+          <mc:Fallback xmlns:w16se="http://schemas.microsoft.com/office/word/2015/wordml/symex" xmlns:w16cid="http://schemas.microsoft.com/office/word/2016/wordml/cid" xmlns:am3d="http://schemas.microsoft.com/office/drawing/2017/model3d" xmlns:aink="http://schemas.microsoft.com/office/drawing/2016/ink" xmlns:cx8="http://schemas.microsoft.com/office/drawing/2016/5/14/chartex" xmlns:cx7="http://schemas.microsoft.com/office/drawing/2016/5/13/chartex" xmlns:cx6="http://schemas.microsoft.com/office/drawing/2016/5/12/chartex" xmlns:cx5="http://schemas.microsoft.com/office/drawing/2016/5/11/chartex" xmlns:cx4="http://schemas.microsoft.com/office/drawing/2016/5/10/chartex" xmlns:cx3="http://schemas.microsoft.com/office/drawing/2016/5/9/chartex" xmlns:cx2="http://schemas.microsoft.com/office/drawing/2015/10/21/chartex" xmlns:cx1="http://schemas.microsoft.com/office/drawing/2015/9/8/chartex" xmlns:cx="http://schemas.microsoft.com/office/drawing/2014/chartex">
             <w:pict>
               <v:group w14:anchorId="2D802D1D" id="Group 2" o:spid="_x0000_s1026" style="position:absolute;margin-left:0;margin-top:824.4pt;width:595.35pt;height:17.5pt;z-index:15729152;mso-position-horizontal-relative:page;mso-position-vertical-relative:page" coordorigin=",16488" coordsize="11907,350" o:gfxdata="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">
                 <v:rect id="Rectangle 5" o:spid="_x0000_s1027" style="position:absolute;top:16508;width:11907;height:330;visibility:visible;mso-wrap-style:square;v-text-anchor:top" o:gfxdata="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" fillcolor="#dbedf4" stroked="f"/>
@@ -986,13 +986,13 @@
         <w:t xml:space="preserve"> </w:t>
       </w:r>
       <w:r>
-        <w:t>11</w:t>
+        <w:t>15</w:t>
       </w:r>
       <w:r>
         <w:t>-</w:t>
       </w:r>
       <w:r>
-        <w:t>03</w:t>
+        <w:t>04</w:t>
       </w:r>
       <w:r>
         <w:t>-2026</w:t>
@@ -1079,15 +1079,7 @@
         <w:t>“</w:t>
       </w:r>
       <w:r>
-        <w:t>PHUO</w:t>
-      </w:r>
-      <w:r>
-        <w:t>NG DONG TRADING AND IMPORT COMP</w:t>
-      </w:r>
-      <w:bookmarkStart w:id="0" w:name="_GoBack"/>
-      <w:bookmarkEnd w:id="0"/>
-      <w:r>
-        <w:t>ANY LIMITED</w:t>
+        <w:t>THANH THANG IMPORT COMPANY LIMITED</w:t>
       </w:r>
       <w:r>
         <w:t>”.</w:t>
@@ -1163,8 +1155,8 @@
       </w:tblPr>
       <w:tblGrid>
         <w:gridCol w:w="3888"/>
-        <w:gridCol w:w="4354"/>
-        <w:gridCol w:w="3932"/>
+        <w:gridCol w:w="4367"/>
+        <w:gridCol w:w="3919"/>
       </w:tblGrid>
       <w:tr>
         <w:trPr>
@@ -1313,10 +1305,10 @@
                 <w:lang w:val="en-IN" w:eastAsia="en-IN"/>
               </w:rPr>
               <w:drawing>
-                <wp:inline distT="0" distB="0" distL="0" distR="0" wp14:anchorId="40074088" wp14:editId="499E019D">
-                  <wp:extent cx="906437" cy="742950"/>
-                  <wp:effectExtent l="0" t="0" r="8255" b="0"/>
-                  <wp:docPr id="19" name="Picture 19"/>
+                <wp:inline distT="0" distB="0" distL="0" distR="0" wp14:anchorId="62C14A2A" wp14:editId="15FB9BE3">
+                  <wp:extent cx="859809" cy="704732"/>
+                  <wp:effectExtent l="0" t="0" r="0" b="635"/>
+                  <wp:docPr id="2" name="Picture 2"/>
                   <wp:cNvGraphicFramePr>
                     <a:graphicFrameLocks xmlns:a="http://schemas.openxmlformats.org/drawingml/2006/main" noChangeAspect="1"/>
                   </wp:cNvGraphicFramePr>
@@ -1324,7 +1316,7 @@
                     <a:graphicData uri="http://schemas.openxmlformats.org/drawingml/2006/picture">
                       <pic:pic xmlns:pic="http://schemas.openxmlformats.org/drawingml/2006/picture">
                         <pic:nvPicPr>
-                          <pic:cNvPr id="19" name="PHUONG DONG TRADING AND IMPORT COMP.png"/>
+                          <pic:cNvPr id="2" name="THANH THANG IMPORT COMPANY LIMITED.png"/>
                           <pic:cNvPicPr/>
                         </pic:nvPicPr>
                         <pic:blipFill>
@@ -1342,7 +1334,7 @@
                         <pic:spPr>
                           <a:xfrm>
                             <a:off x="0" y="0"/>
-                            <a:ext cx="915821" cy="750641"/>
+                            <a:ext cx="874900" cy="717101"/>
                           </a:xfrm>
                           <a:prstGeom prst="rect">
                             <a:avLst/>
@@ -1414,7 +1406,7 @@
               <w:ind w:right="1361"/>
             </w:pPr>
             <w:r>
-              <w:t>PHUONG DONG TRADING AND IMPORT COMP ANY LIMITED</w:t>
+              <w:t>THANH THANG IMPORT COMPANY LIMITED</w:t>
             </w:r>
           </w:p>
         </w:tc>
@@ -1439,6 +1431,8 @@
         <w:spacing w:before="192" w:after="360"/>
         <w:ind w:right="1361"/>
       </w:pPr>
+      <w:bookmarkStart w:id="0" w:name="_GoBack"/>
+      <w:bookmarkEnd w:id="0"/>
     </w:p>
     <w:sectPr>
       <w:type w:val="continuous"/>
